--- a/pressa/tezisy-dlya-pressy.docx
+++ b/pressa/tezisy-dlya-pressy.docx
@@ -121,7 +121,7 @@
           <w:b/>
           <w:sz w:val="22"/>
         </w:rPr>
-        <w:t>2. Как сэкономить от 70–80 тысяч в месяц.</w:t>
+        <w:t>2. Как сэкономить от 120–150 тысяч в месяц.</w:t>
       </w:r>
       <w:r>
         <w:rPr>
@@ -381,7 +381,7 @@
           <w:i w:val="0"/>
           <w:sz w:val="22"/>
         </w:rPr>
-        <w:t>+7 906 758-77-77   ·   ubeto@mail.ru   ·   genii-ai.ru</w:t>
+        <w:t>+7 906 758-77-77   ·   prompter.moscow@mail.ru   ·   genii-ai.ru</w:t>
       </w:r>
     </w:p>
     <w:sectPr>

--- a/pressa/tezisy-dlya-pressy.docx
+++ b/pressa/tezisy-dlya-pressy.docx
@@ -121,7 +121,7 @@
           <w:b/>
           <w:sz w:val="22"/>
         </w:rPr>
-        <w:t>2. Как сэкономить от 120–150 тысяч в месяц.</w:t>
+        <w:t>2. Как сэкономить от 120–150 000 ₽ в месяц.</w:t>
       </w:r>
       <w:r>
         <w:rPr>
@@ -381,7 +381,9 @@
           <w:i w:val="0"/>
           <w:sz w:val="22"/>
         </w:rPr>
-        <w:t>+7 906 758-77-77   ·   prompter.moscow@mail.ru   ·   genii-ai.ru</w:t>
+        <w:t>+7 906 758-77-77   ·   prompter.moscow@mail.ru</w:t>
+        <w:br/>
+        <w:t>prompter-ai.moscow   ·   genii-ai.ru</w:t>
       </w:r>
     </w:p>
     <w:sectPr>
